--- a/10-应急管理/运行记录类文件/100202-盐都区新能源汽车充电站建设项目-应急演练预案.docx
+++ b/10-应急管理/运行记录类文件/100202-盐都区新能源汽车充电站建设项目-应急演练预案.docx
@@ -3490,7 +3490,14 @@
           <w:rFonts w:hint="default"/>
           <w:lang w:val="en-US" w:eastAsia="zh-CN"/>
         </w:rPr>
-        <w:t>成员：技术支持工程师、采购专员、质量专员</w:t>
+        <w:t>成员：技术支持工程师、采购专员、</w:t>
+      </w:r>
+      <w:r>
+        <w:rPr>
+          <w:rFonts w:hint="eastAsia"/>
+          <w:lang w:val="en-US" w:eastAsia="zh-CN"/>
+        </w:rPr>
+        <w:t>质量管理专员</w:t>
       </w:r>
     </w:p>
     <w:p>
@@ -3556,1191 +3563,1212 @@
           <w:rFonts w:hint="default"/>
           <w:lang w:val="en-US" w:eastAsia="zh-CN"/>
         </w:rPr>
-        <w:t>在重大突发事件（如严重影响M4、M8里程碑的事件）中做出决策。</w:t>
-      </w:r>
-    </w:p>
-    <w:p>
-      <w:pPr>
-        <w:pStyle w:val="27"/>
-        <w:numPr>
-          <w:ilvl w:val="0"/>
-          <w:numId w:val="0"/>
-        </w:numPr>
-        <w:bidi w:val="0"/>
-        <w:ind w:leftChars="200"/>
-        <w:rPr>
-          <w:rFonts w:hint="default"/>
-          <w:lang w:val="en-US" w:eastAsia="zh-CN"/>
-        </w:rPr>
-      </w:pPr>
-      <w:r>
-        <w:rPr>
-          <w:rFonts w:hint="default"/>
-          <w:lang w:val="en-US" w:eastAsia="zh-CN"/>
-        </w:rPr>
-        <w:t>协调跨部门资源，保障应急所需人员、设备、资金到位。</w:t>
-      </w:r>
-    </w:p>
-    <w:p>
-      <w:pPr>
-        <w:pStyle w:val="28"/>
-        <w:bidi w:val="0"/>
-        <w:rPr>
-          <w:rFonts w:hint="default"/>
-          <w:lang w:val="en-US" w:eastAsia="zh-CN"/>
-        </w:rPr>
-      </w:pPr>
-      <w:bookmarkStart w:id="7" w:name="_Toc694"/>
-      <w:r>
-        <w:rPr>
-          <w:rFonts w:hint="default"/>
-          <w:lang w:val="en-US" w:eastAsia="zh-CN"/>
-        </w:rPr>
-        <w:t>现场应急执行组</w:t>
-      </w:r>
-      <w:bookmarkEnd w:id="7"/>
-    </w:p>
-    <w:p>
-      <w:pPr>
-        <w:pStyle w:val="27"/>
-        <w:numPr>
-          <w:ilvl w:val="0"/>
-          <w:numId w:val="0"/>
-        </w:numPr>
-        <w:bidi w:val="0"/>
-        <w:ind w:leftChars="200"/>
-        <w:rPr>
-          <w:rFonts w:hint="default"/>
-          <w:lang w:val="en-US" w:eastAsia="zh-CN"/>
-        </w:rPr>
-      </w:pPr>
-      <w:r>
-        <w:rPr>
-          <w:rFonts w:hint="default"/>
-          <w:lang w:val="en-US" w:eastAsia="zh-CN"/>
-        </w:rPr>
-        <w:t>负责人：运维项目经理（兼现场指挥）</w:t>
-      </w:r>
-    </w:p>
-    <w:p>
-      <w:pPr>
-        <w:pStyle w:val="27"/>
-        <w:numPr>
-          <w:ilvl w:val="0"/>
-          <w:numId w:val="0"/>
-        </w:numPr>
-        <w:bidi w:val="0"/>
-        <w:ind w:leftChars="200"/>
-        <w:rPr>
-          <w:rFonts w:hint="default"/>
-          <w:lang w:val="en-US" w:eastAsia="zh-CN"/>
-        </w:rPr>
-      </w:pPr>
-      <w:r>
-        <w:rPr>
-          <w:rFonts w:hint="default"/>
-          <w:lang w:val="en-US" w:eastAsia="zh-CN"/>
-        </w:rPr>
-        <w:t>技术执行组：</w:t>
-      </w:r>
-    </w:p>
-    <w:p>
-      <w:pPr>
-        <w:pStyle w:val="27"/>
-        <w:numPr>
-          <w:ilvl w:val="0"/>
-          <w:numId w:val="0"/>
-        </w:numPr>
-        <w:bidi w:val="0"/>
-        <w:ind w:leftChars="200"/>
-        <w:rPr>
-          <w:rFonts w:hint="default"/>
-          <w:lang w:val="en-US" w:eastAsia="zh-CN"/>
-        </w:rPr>
-      </w:pPr>
-      <w:r>
-        <w:rPr>
-          <w:rFonts w:hint="default"/>
-          <w:lang w:val="en-US" w:eastAsia="zh-CN"/>
-        </w:rPr>
-        <w:t>硬件/设施组：运维实施工程师、基础环境运维工程师。负责设备安装、施工、配电等现场的突发事件。</w:t>
-      </w:r>
-    </w:p>
-    <w:p>
-      <w:pPr>
-        <w:pStyle w:val="27"/>
-        <w:numPr>
-          <w:ilvl w:val="0"/>
-          <w:numId w:val="0"/>
-        </w:numPr>
-        <w:bidi w:val="0"/>
-        <w:ind w:leftChars="200"/>
-        <w:rPr>
-          <w:rFonts w:hint="default"/>
-          <w:lang w:val="en-US" w:eastAsia="zh-CN"/>
-        </w:rPr>
-      </w:pPr>
-      <w:r>
-        <w:rPr>
-          <w:rFonts w:hint="default"/>
-          <w:lang w:val="en-US" w:eastAsia="zh-CN"/>
-        </w:rPr>
-        <w:t>网络/系统组：网络工程师、软件运维工程师。负责网络、平台、数据相关的突发事件。</w:t>
-      </w:r>
-    </w:p>
-    <w:p>
-      <w:pPr>
-        <w:pStyle w:val="27"/>
-        <w:numPr>
-          <w:ilvl w:val="0"/>
-          <w:numId w:val="0"/>
-        </w:numPr>
-        <w:bidi w:val="0"/>
-        <w:ind w:leftChars="200"/>
-        <w:rPr>
-          <w:rFonts w:hint="default"/>
-          <w:lang w:val="en-US" w:eastAsia="zh-CN"/>
-        </w:rPr>
-      </w:pPr>
-      <w:r>
-        <w:rPr>
-          <w:rFonts w:hint="default"/>
-          <w:lang w:val="en-US" w:eastAsia="zh-CN"/>
-        </w:rPr>
-        <w:t>职责：</w:t>
-      </w:r>
-    </w:p>
-    <w:p>
-      <w:pPr>
-        <w:pStyle w:val="27"/>
-        <w:numPr>
-          <w:ilvl w:val="0"/>
-          <w:numId w:val="0"/>
-        </w:numPr>
-        <w:bidi w:val="0"/>
-        <w:ind w:leftChars="200"/>
-        <w:rPr>
-          <w:rFonts w:hint="default"/>
-          <w:lang w:val="en-US" w:eastAsia="zh-CN"/>
-        </w:rPr>
-      </w:pPr>
-      <w:r>
-        <w:rPr>
-          <w:rFonts w:hint="default"/>
-          <w:lang w:val="en-US" w:eastAsia="zh-CN"/>
-        </w:rPr>
-        <w:t>执行具体应急操作与故障排除。</w:t>
-      </w:r>
-    </w:p>
-    <w:p>
-      <w:pPr>
-        <w:pStyle w:val="27"/>
-        <w:numPr>
-          <w:ilvl w:val="0"/>
-          <w:numId w:val="0"/>
-        </w:numPr>
-        <w:bidi w:val="0"/>
-        <w:ind w:leftChars="200"/>
-        <w:rPr>
-          <w:rFonts w:hint="default"/>
-          <w:lang w:val="en-US" w:eastAsia="zh-CN"/>
-        </w:rPr>
-      </w:pPr>
-      <w:r>
-        <w:rPr>
-          <w:rFonts w:hint="default"/>
-          <w:lang w:val="en-US" w:eastAsia="zh-CN"/>
-        </w:rPr>
-        <w:t>收集现场信息，及时向领导小组汇报。</w:t>
-      </w:r>
-    </w:p>
-    <w:p>
-      <w:pPr>
-        <w:pStyle w:val="27"/>
-        <w:numPr>
-          <w:ilvl w:val="0"/>
-          <w:numId w:val="0"/>
-        </w:numPr>
-        <w:bidi w:val="0"/>
-        <w:ind w:leftChars="200"/>
-        <w:rPr>
-          <w:rFonts w:hint="default"/>
-          <w:lang w:val="en-US" w:eastAsia="zh-CN"/>
-        </w:rPr>
-      </w:pPr>
-      <w:r>
-        <w:rPr>
-          <w:rFonts w:hint="default"/>
-          <w:lang w:val="en-US" w:eastAsia="zh-CN"/>
-        </w:rPr>
-        <w:t>在试运行期后，承担7×24小时一线应急值班。</w:t>
-      </w:r>
-    </w:p>
-    <w:p>
-      <w:pPr>
-        <w:pStyle w:val="28"/>
-        <w:bidi w:val="0"/>
-        <w:rPr>
-          <w:rFonts w:hint="default"/>
-          <w:lang w:val="en-US" w:eastAsia="zh-CN"/>
-        </w:rPr>
-      </w:pPr>
-      <w:bookmarkStart w:id="8" w:name="_Toc28356"/>
-      <w:r>
-        <w:rPr>
-          <w:rFonts w:hint="default"/>
-          <w:lang w:val="en-US" w:eastAsia="zh-CN"/>
-        </w:rPr>
-        <w:t>支持保障组</w:t>
-      </w:r>
-      <w:bookmarkEnd w:id="8"/>
-    </w:p>
-    <w:p>
-      <w:pPr>
-        <w:pStyle w:val="27"/>
-        <w:numPr>
-          <w:ilvl w:val="0"/>
-          <w:numId w:val="0"/>
-        </w:numPr>
-        <w:bidi w:val="0"/>
-        <w:ind w:leftChars="200"/>
-        <w:rPr>
-          <w:rFonts w:hint="default"/>
-          <w:lang w:val="en-US" w:eastAsia="zh-CN"/>
-        </w:rPr>
-      </w:pPr>
-      <w:r>
-        <w:rPr>
-          <w:rFonts w:hint="default"/>
-          <w:lang w:val="en-US" w:eastAsia="zh-CN"/>
-        </w:rPr>
-        <w:t>商务与采购支持：采购专员负责紧急备件采购、供应商联络。</w:t>
-      </w:r>
-    </w:p>
-    <w:p>
-      <w:pPr>
-        <w:pStyle w:val="27"/>
-        <w:numPr>
-          <w:ilvl w:val="0"/>
-          <w:numId w:val="0"/>
-        </w:numPr>
-        <w:bidi w:val="0"/>
-        <w:ind w:leftChars="200"/>
-        <w:rPr>
-          <w:rFonts w:hint="default"/>
-          <w:lang w:val="en-US" w:eastAsia="zh-CN"/>
-        </w:rPr>
-      </w:pPr>
-      <w:r>
-        <w:rPr>
-          <w:rFonts w:hint="default"/>
-          <w:lang w:val="en-US" w:eastAsia="zh-CN"/>
-        </w:rPr>
-        <w:t>质量与文档支持：质量专员负责记录事件、参与评估、更新文档。</w:t>
-      </w:r>
-    </w:p>
-    <w:p>
-      <w:pPr>
-        <w:pStyle w:val="27"/>
-        <w:numPr>
-          <w:ilvl w:val="0"/>
-          <w:numId w:val="0"/>
-        </w:numPr>
-        <w:bidi w:val="0"/>
-        <w:ind w:leftChars="200"/>
-        <w:rPr>
-          <w:rFonts w:hint="default"/>
-          <w:lang w:val="en-US" w:eastAsia="zh-CN"/>
-        </w:rPr>
-      </w:pPr>
-      <w:r>
-        <w:rPr>
-          <w:rFonts w:hint="default"/>
-          <w:lang w:val="en-US" w:eastAsia="zh-CN"/>
-        </w:rPr>
-        <w:t>后勤与安全支持：负责应急交通、现场安全、医疗联络。</w:t>
-      </w:r>
-    </w:p>
-    <w:p>
-      <w:pPr>
-        <w:pStyle w:val="26"/>
-        <w:bidi w:val="0"/>
-        <w:rPr>
-          <w:rFonts w:hint="default"/>
-          <w:lang w:val="en-US" w:eastAsia="zh-CN"/>
-        </w:rPr>
-      </w:pPr>
-      <w:bookmarkStart w:id="9" w:name="_Toc14811"/>
-      <w:r>
-        <w:rPr>
-          <w:rFonts w:hint="default"/>
-          <w:lang w:val="en-US" w:eastAsia="zh-CN"/>
-        </w:rPr>
-        <w:t>周期内分阶段应急重点与场景</w:t>
-      </w:r>
-      <w:bookmarkEnd w:id="9"/>
-    </w:p>
-    <w:p>
-      <w:pPr>
-        <w:pStyle w:val="27"/>
-        <w:numPr>
-          <w:ilvl w:val="0"/>
-          <w:numId w:val="0"/>
-        </w:numPr>
-        <w:bidi w:val="0"/>
-        <w:ind w:leftChars="200"/>
-        <w:rPr>
-          <w:rFonts w:hint="default"/>
-          <w:lang w:val="en-US" w:eastAsia="zh-CN"/>
-        </w:rPr>
-      </w:pPr>
-      <w:r>
-        <w:rPr>
-          <w:rFonts w:hint="default"/>
-          <w:lang w:val="en-US" w:eastAsia="zh-CN"/>
-        </w:rPr>
-        <w:t>本预案将项目周期划分为三个主要阶段，各阶段应急重点不同：</w:t>
-      </w:r>
-    </w:p>
-    <w:p>
-      <w:pPr>
-        <w:pStyle w:val="28"/>
-        <w:bidi w:val="0"/>
-        <w:rPr>
-          <w:rFonts w:hint="default"/>
-          <w:lang w:val="en-US" w:eastAsia="zh-CN"/>
-        </w:rPr>
-      </w:pPr>
-      <w:bookmarkStart w:id="10" w:name="_Toc9666"/>
-      <w:r>
-        <w:rPr>
-          <w:rFonts w:hint="default"/>
-          <w:lang w:val="en-US" w:eastAsia="zh-CN"/>
-        </w:rPr>
-        <w:t>第一阶段：建设与安装期（2025年4月-2025年8月）</w:t>
-      </w:r>
-      <w:bookmarkEnd w:id="10"/>
-    </w:p>
-    <w:p>
-      <w:pPr>
-        <w:pStyle w:val="27"/>
-        <w:numPr>
-          <w:ilvl w:val="0"/>
-          <w:numId w:val="0"/>
-        </w:numPr>
-        <w:bidi w:val="0"/>
-        <w:ind w:leftChars="200"/>
-        <w:rPr>
-          <w:rFonts w:hint="default"/>
-          <w:lang w:val="en-US" w:eastAsia="zh-CN"/>
-        </w:rPr>
-      </w:pPr>
-      <w:r>
-        <w:rPr>
-          <w:rFonts w:hint="default"/>
-          <w:lang w:val="en-US" w:eastAsia="zh-CN"/>
-        </w:rPr>
-        <w:t>阶段特点：大量设备到货、安装施工全面展开，现场作业点多面广。</w:t>
-      </w:r>
-    </w:p>
-    <w:p>
-      <w:pPr>
-        <w:pStyle w:val="27"/>
-        <w:numPr>
-          <w:ilvl w:val="0"/>
-          <w:numId w:val="0"/>
-        </w:numPr>
-        <w:bidi w:val="0"/>
-        <w:ind w:leftChars="200"/>
-        <w:rPr>
-          <w:rFonts w:hint="default"/>
-          <w:lang w:val="en-US" w:eastAsia="zh-CN"/>
-        </w:rPr>
-      </w:pPr>
-      <w:r>
-        <w:rPr>
-          <w:rFonts w:hint="default"/>
-          <w:lang w:val="en-US" w:eastAsia="zh-CN"/>
-        </w:rPr>
-        <w:t>重点风险与场景：</w:t>
-      </w:r>
-    </w:p>
-    <w:p>
-      <w:pPr>
-        <w:pStyle w:val="27"/>
-        <w:numPr>
-          <w:ilvl w:val="0"/>
-          <w:numId w:val="0"/>
-        </w:numPr>
-        <w:bidi w:val="0"/>
-        <w:ind w:leftChars="200"/>
-        <w:rPr>
-          <w:rFonts w:hint="default"/>
-          <w:lang w:val="en-US" w:eastAsia="zh-CN"/>
-        </w:rPr>
-      </w:pPr>
-      <w:r>
-        <w:rPr>
-          <w:rFonts w:hint="default"/>
-          <w:lang w:val="en-US" w:eastAsia="zh-CN"/>
-        </w:rPr>
-        <w:t>场景S1-设备运输与仓储损坏：主要设备（充电桩、配电柜）在运输或仓储中受损。</w:t>
-      </w:r>
-    </w:p>
-    <w:p>
-      <w:pPr>
-        <w:pStyle w:val="27"/>
-        <w:numPr>
-          <w:ilvl w:val="0"/>
-          <w:numId w:val="0"/>
-        </w:numPr>
-        <w:bidi w:val="0"/>
-        <w:ind w:leftChars="200"/>
-        <w:rPr>
-          <w:rFonts w:hint="default"/>
-          <w:lang w:val="en-US" w:eastAsia="zh-CN"/>
-        </w:rPr>
-      </w:pPr>
-      <w:r>
-        <w:rPr>
-          <w:rFonts w:hint="default"/>
-          <w:lang w:val="en-US" w:eastAsia="zh-CN"/>
-        </w:rPr>
-        <w:t>场景S2-施工现场安全事故：施工期间发生人员触电、坠落或设备倾倒。</w:t>
-      </w:r>
-    </w:p>
-    <w:p>
-      <w:pPr>
-        <w:pStyle w:val="27"/>
-        <w:numPr>
-          <w:ilvl w:val="0"/>
-          <w:numId w:val="0"/>
-        </w:numPr>
-        <w:bidi w:val="0"/>
-        <w:ind w:leftChars="200"/>
-        <w:rPr>
-          <w:rFonts w:hint="default"/>
-          <w:lang w:val="en-US" w:eastAsia="zh-CN"/>
-        </w:rPr>
-      </w:pPr>
-      <w:r>
-        <w:rPr>
-          <w:rFonts w:hint="default"/>
-          <w:lang w:val="en-US" w:eastAsia="zh-CN"/>
-        </w:rPr>
-        <w:t>场景S3-关键设备供货延迟：影响施工进度的核心设备无法按时到货。</w:t>
-      </w:r>
-    </w:p>
-    <w:p>
-      <w:pPr>
-        <w:pStyle w:val="28"/>
-        <w:bidi w:val="0"/>
-        <w:rPr>
-          <w:rFonts w:hint="default"/>
-          <w:lang w:val="en-US" w:eastAsia="zh-CN"/>
-        </w:rPr>
-      </w:pPr>
-      <w:bookmarkStart w:id="11" w:name="_Toc18878"/>
-      <w:r>
-        <w:rPr>
-          <w:rFonts w:hint="default"/>
-          <w:lang w:val="en-US" w:eastAsia="zh-CN"/>
-        </w:rPr>
-        <w:t>第二阶段：系统调试与联调期（2025年9月-2025年12月）</w:t>
-      </w:r>
-      <w:bookmarkEnd w:id="11"/>
-    </w:p>
-    <w:p>
-      <w:pPr>
-        <w:pStyle w:val="27"/>
-        <w:numPr>
-          <w:ilvl w:val="0"/>
-          <w:numId w:val="0"/>
-        </w:numPr>
-        <w:bidi w:val="0"/>
-        <w:ind w:leftChars="200"/>
-        <w:rPr>
-          <w:rFonts w:hint="default"/>
-          <w:lang w:val="en-US" w:eastAsia="zh-CN"/>
-        </w:rPr>
-      </w:pPr>
-      <w:r>
-        <w:rPr>
-          <w:rFonts w:hint="default"/>
-          <w:lang w:val="en-US" w:eastAsia="zh-CN"/>
-        </w:rPr>
-        <w:t>阶段特点：设备安装就位，进入电气接线、网络部署和系统调试阶段。</w:t>
-      </w:r>
-    </w:p>
-    <w:p>
-      <w:pPr>
-        <w:pStyle w:val="27"/>
-        <w:numPr>
-          <w:ilvl w:val="0"/>
-          <w:numId w:val="0"/>
-        </w:numPr>
-        <w:bidi w:val="0"/>
-        <w:ind w:leftChars="200"/>
-        <w:rPr>
-          <w:rFonts w:hint="default"/>
-          <w:lang w:val="en-US" w:eastAsia="zh-CN"/>
-        </w:rPr>
-      </w:pPr>
-      <w:r>
-        <w:rPr>
-          <w:rFonts w:hint="default"/>
-          <w:lang w:val="en-US" w:eastAsia="zh-CN"/>
-        </w:rPr>
-        <w:t>重点风险与场景：</w:t>
-      </w:r>
-    </w:p>
-    <w:p>
-      <w:pPr>
-        <w:pStyle w:val="27"/>
-        <w:numPr>
-          <w:ilvl w:val="0"/>
-          <w:numId w:val="0"/>
-        </w:numPr>
-        <w:bidi w:val="0"/>
-        <w:ind w:leftChars="200"/>
-        <w:rPr>
-          <w:rFonts w:hint="default"/>
-          <w:lang w:val="en-US" w:eastAsia="zh-CN"/>
-        </w:rPr>
-      </w:pPr>
-      <w:r>
-        <w:rPr>
-          <w:rFonts w:hint="default"/>
-          <w:lang w:val="en-US" w:eastAsia="zh-CN"/>
-        </w:rPr>
-        <w:t>场景D1-系统联调失败：充电桩、网络、平台无法完成整体联调。</w:t>
-      </w:r>
-    </w:p>
-    <w:p>
-      <w:pPr>
-        <w:pStyle w:val="27"/>
-        <w:numPr>
-          <w:ilvl w:val="0"/>
-          <w:numId w:val="0"/>
-        </w:numPr>
-        <w:bidi w:val="0"/>
-        <w:ind w:leftChars="200"/>
-        <w:rPr>
-          <w:rFonts w:hint="default"/>
-          <w:lang w:val="en-US" w:eastAsia="zh-CN"/>
-        </w:rPr>
-      </w:pPr>
-      <w:r>
-        <w:rPr>
-          <w:rFonts w:hint="default"/>
-          <w:lang w:val="en-US" w:eastAsia="zh-CN"/>
-        </w:rPr>
-        <w:t>场景D2-重大技术缺陷暴露：调试中发现设备批次性质量问题或设计缺陷。</w:t>
-      </w:r>
-    </w:p>
-    <w:p>
-      <w:pPr>
-        <w:pStyle w:val="27"/>
-        <w:numPr>
-          <w:ilvl w:val="0"/>
-          <w:numId w:val="0"/>
-        </w:numPr>
-        <w:bidi w:val="0"/>
-        <w:ind w:leftChars="200"/>
-        <w:rPr>
-          <w:rFonts w:hint="default"/>
-          <w:lang w:val="en-US" w:eastAsia="zh-CN"/>
-        </w:rPr>
-      </w:pPr>
-      <w:r>
-        <w:rPr>
-          <w:rFonts w:hint="default"/>
-          <w:lang w:val="en-US" w:eastAsia="zh-CN"/>
-        </w:rPr>
-        <w:t>场景D3-网络与信息安全事件：调试期间遭遇网络攻击或数据泄露。</w:t>
-      </w:r>
-    </w:p>
-    <w:p>
-      <w:pPr>
-        <w:pStyle w:val="28"/>
-        <w:bidi w:val="0"/>
-        <w:rPr>
-          <w:rFonts w:hint="default"/>
-          <w:lang w:val="en-US" w:eastAsia="zh-CN"/>
-        </w:rPr>
-      </w:pPr>
-      <w:bookmarkStart w:id="12" w:name="_Toc31011"/>
-      <w:r>
-        <w:rPr>
-          <w:rFonts w:hint="default"/>
-          <w:lang w:val="en-US" w:eastAsia="zh-CN"/>
-        </w:rPr>
-        <w:t>第三阶段：试运行与验收准备期（2026年1月-2026年3月）</w:t>
-      </w:r>
-      <w:bookmarkEnd w:id="12"/>
-    </w:p>
-    <w:p>
-      <w:pPr>
-        <w:pStyle w:val="27"/>
-        <w:numPr>
-          <w:ilvl w:val="0"/>
-          <w:numId w:val="0"/>
-        </w:numPr>
-        <w:bidi w:val="0"/>
-        <w:ind w:leftChars="200"/>
-        <w:rPr>
-          <w:rFonts w:hint="default"/>
-          <w:lang w:val="en-US" w:eastAsia="zh-CN"/>
-        </w:rPr>
-      </w:pPr>
-      <w:r>
-        <w:rPr>
-          <w:rFonts w:hint="default"/>
-          <w:lang w:val="en-US" w:eastAsia="zh-CN"/>
-        </w:rPr>
-        <w:t>阶段特点：系统进入试运行，准备竣工验收，稳定性要求极高。</w:t>
-      </w:r>
-    </w:p>
-    <w:p>
-      <w:pPr>
-        <w:pStyle w:val="27"/>
-        <w:numPr>
-          <w:ilvl w:val="0"/>
-          <w:numId w:val="0"/>
-        </w:numPr>
-        <w:bidi w:val="0"/>
-        <w:ind w:leftChars="200"/>
-        <w:rPr>
-          <w:rFonts w:hint="default"/>
-          <w:lang w:val="en-US" w:eastAsia="zh-CN"/>
-        </w:rPr>
-      </w:pPr>
-      <w:r>
-        <w:rPr>
-          <w:rFonts w:hint="default"/>
-          <w:lang w:val="en-US" w:eastAsia="zh-CN"/>
-        </w:rPr>
-        <w:t>重点风险与场景：</w:t>
-      </w:r>
-    </w:p>
-    <w:p>
-      <w:pPr>
-        <w:pStyle w:val="27"/>
-        <w:numPr>
-          <w:ilvl w:val="0"/>
-          <w:numId w:val="0"/>
-        </w:numPr>
-        <w:bidi w:val="0"/>
-        <w:ind w:leftChars="200"/>
-        <w:rPr>
-          <w:rFonts w:hint="default"/>
-          <w:lang w:val="en-US" w:eastAsia="zh-CN"/>
-        </w:rPr>
-      </w:pPr>
-      <w:r>
-        <w:rPr>
-          <w:rFonts w:hint="default"/>
-          <w:lang w:val="en-US" w:eastAsia="zh-CN"/>
-        </w:rPr>
-        <w:t>场景R1-试运行期间系统宕机：关键系统（平台或核心站点）在试运行期间发生长时间中断。</w:t>
-      </w:r>
-    </w:p>
-    <w:p>
-      <w:pPr>
-        <w:pStyle w:val="27"/>
-        <w:numPr>
-          <w:ilvl w:val="0"/>
-          <w:numId w:val="0"/>
-        </w:numPr>
-        <w:bidi w:val="0"/>
-        <w:ind w:leftChars="200"/>
-        <w:rPr>
-          <w:rFonts w:hint="default"/>
-          <w:lang w:val="en-US" w:eastAsia="zh-CN"/>
-        </w:rPr>
-      </w:pPr>
-      <w:r>
-        <w:rPr>
-          <w:rFonts w:hint="default"/>
-          <w:lang w:val="en-US" w:eastAsia="zh-CN"/>
-        </w:rPr>
-        <w:t>场景R2-验收前关键故障：在计划验收日期前出现影响验收通过的故障。</w:t>
-      </w:r>
-    </w:p>
-    <w:p>
-      <w:pPr>
-        <w:pStyle w:val="27"/>
-        <w:numPr>
-          <w:ilvl w:val="0"/>
-          <w:numId w:val="0"/>
-        </w:numPr>
-        <w:bidi w:val="0"/>
-        <w:ind w:leftChars="200"/>
-        <w:rPr>
-          <w:rFonts w:hint="default"/>
-          <w:lang w:val="en-US" w:eastAsia="zh-CN"/>
-        </w:rPr>
-      </w:pPr>
-      <w:r>
-        <w:rPr>
-          <w:rFonts w:hint="default"/>
-          <w:lang w:val="en-US" w:eastAsia="zh-CN"/>
-        </w:rPr>
-        <w:t>场景R3-外部依赖故障：电力、网络等外部供应中断导致试运行失败。</w:t>
-      </w:r>
-    </w:p>
-    <w:p>
-      <w:pPr>
-        <w:pStyle w:val="26"/>
-        <w:bidi w:val="0"/>
-        <w:rPr>
-          <w:rFonts w:hint="default"/>
-          <w:lang w:val="en-US" w:eastAsia="zh-CN"/>
-        </w:rPr>
-      </w:pPr>
-      <w:bookmarkStart w:id="13" w:name="_Toc24980"/>
-      <w:r>
-        <w:rPr>
-          <w:rFonts w:hint="default"/>
-          <w:lang w:val="en-US" w:eastAsia="zh-CN"/>
-        </w:rPr>
-        <w:t>通用应急响应流程</w:t>
-      </w:r>
-      <w:bookmarkEnd w:id="13"/>
-    </w:p>
-    <w:p>
-      <w:pPr>
-        <w:pStyle w:val="28"/>
-        <w:bidi w:val="0"/>
-        <w:rPr>
-          <w:rFonts w:hint="default"/>
-          <w:lang w:val="en-US" w:eastAsia="zh-CN"/>
-        </w:rPr>
-      </w:pPr>
-      <w:bookmarkStart w:id="14" w:name="_Toc10832"/>
-      <w:r>
-        <w:rPr>
-          <w:rFonts w:hint="default"/>
-          <w:lang w:val="en-US" w:eastAsia="zh-CN"/>
-        </w:rPr>
-        <w:t>事件分级与响应</w:t>
-      </w:r>
-      <w:bookmarkEnd w:id="14"/>
-    </w:p>
-    <w:p>
-      <w:pPr>
-        <w:pStyle w:val="27"/>
-        <w:numPr>
-          <w:ilvl w:val="0"/>
-          <w:numId w:val="0"/>
-        </w:numPr>
-        <w:bidi w:val="0"/>
-        <w:ind w:leftChars="200"/>
-        <w:rPr>
-          <w:rFonts w:hint="default"/>
-          <w:lang w:val="en-US" w:eastAsia="zh-CN"/>
-        </w:rPr>
-      </w:pPr>
-      <w:r>
-        <w:rPr>
-          <w:rFonts w:hint="default"/>
-          <w:lang w:val="en-US" w:eastAsia="zh-CN"/>
-        </w:rPr>
-        <w:t>I级（重大）：影响项目关键里程碑（如M4设备到场、M8竣工验收），需领导小组立即介入决策。</w:t>
-      </w:r>
-    </w:p>
-    <w:p>
-      <w:pPr>
-        <w:pStyle w:val="27"/>
-        <w:numPr>
-          <w:ilvl w:val="0"/>
-          <w:numId w:val="0"/>
-        </w:numPr>
-        <w:bidi w:val="0"/>
-        <w:ind w:leftChars="200"/>
-        <w:rPr>
-          <w:rFonts w:hint="default"/>
-          <w:lang w:val="en-US" w:eastAsia="zh-CN"/>
-        </w:rPr>
-      </w:pPr>
-      <w:r>
-        <w:rPr>
-          <w:rFonts w:hint="default"/>
-          <w:lang w:val="en-US" w:eastAsia="zh-CN"/>
-        </w:rPr>
-        <w:t>II级（严重）：影响单个站点或系统模块，可能导致进度延迟，由现场指挥决策处置。</w:t>
-      </w:r>
-    </w:p>
-    <w:p>
-      <w:pPr>
-        <w:pStyle w:val="27"/>
-        <w:numPr>
-          <w:ilvl w:val="0"/>
-          <w:numId w:val="0"/>
-        </w:numPr>
-        <w:bidi w:val="0"/>
-        <w:ind w:leftChars="200"/>
-        <w:rPr>
-          <w:rFonts w:hint="default"/>
-          <w:lang w:val="en-US" w:eastAsia="zh-CN"/>
-        </w:rPr>
-      </w:pPr>
-      <w:r>
-        <w:rPr>
-          <w:rFonts w:hint="default"/>
-          <w:lang w:val="en-US" w:eastAsia="zh-CN"/>
-        </w:rPr>
-        <w:t>III级（一般）：局部问题，不影响整体进度，由专业工程师按规程处置。</w:t>
-      </w:r>
-    </w:p>
-    <w:p>
-      <w:pPr>
-        <w:pStyle w:val="28"/>
-        <w:bidi w:val="0"/>
-        <w:rPr>
-          <w:rFonts w:hint="default"/>
-          <w:lang w:val="en-US" w:eastAsia="zh-CN"/>
-        </w:rPr>
-      </w:pPr>
-      <w:bookmarkStart w:id="15" w:name="_Toc22563"/>
-      <w:r>
-        <w:rPr>
-          <w:rFonts w:hint="default"/>
-          <w:lang w:val="en-US" w:eastAsia="zh-CN"/>
-        </w:rPr>
-        <w:t>应急响应流程</w:t>
-      </w:r>
-      <w:bookmarkEnd w:id="15"/>
-    </w:p>
-    <w:p>
-      <w:pPr>
-        <w:pStyle w:val="27"/>
-        <w:numPr>
-          <w:ilvl w:val="0"/>
-          <w:numId w:val="0"/>
-        </w:numPr>
-        <w:bidi w:val="0"/>
-        <w:ind w:leftChars="200"/>
-        <w:rPr>
-          <w:rFonts w:hint="default"/>
-          <w:lang w:val="en-US" w:eastAsia="zh-CN"/>
-        </w:rPr>
-      </w:pPr>
-      <w:r>
-        <w:rPr>
-          <w:rFonts w:hint="default"/>
-          <w:lang w:val="en-US" w:eastAsia="zh-CN"/>
-        </w:rPr>
-        <w:t>监测与预警：基于项目周报、巡检和监控系统识别风险。</w:t>
-      </w:r>
-    </w:p>
-    <w:p>
-      <w:pPr>
-        <w:pStyle w:val="27"/>
-        <w:numPr>
-          <w:ilvl w:val="0"/>
-          <w:numId w:val="0"/>
-        </w:numPr>
-        <w:bidi w:val="0"/>
-        <w:ind w:leftChars="200"/>
-        <w:rPr>
-          <w:rFonts w:hint="default"/>
-          <w:lang w:val="en-US" w:eastAsia="zh-CN"/>
-        </w:rPr>
-      </w:pPr>
-      <w:r>
-        <w:rPr>
-          <w:rFonts w:hint="default"/>
-          <w:lang w:val="en-US" w:eastAsia="zh-CN"/>
-        </w:rPr>
-        <w:t>信息报告：第一发现人立即报告现场指挥，初步判断等级。</w:t>
-      </w:r>
-    </w:p>
-    <w:p>
-      <w:pPr>
-        <w:pStyle w:val="27"/>
-        <w:numPr>
-          <w:ilvl w:val="0"/>
-          <w:numId w:val="0"/>
-        </w:numPr>
-        <w:bidi w:val="0"/>
-        <w:ind w:leftChars="200"/>
-        <w:rPr>
-          <w:rFonts w:hint="default"/>
-          <w:lang w:val="en-US" w:eastAsia="zh-CN"/>
-        </w:rPr>
-      </w:pPr>
-      <w:r>
-        <w:rPr>
-          <w:rFonts w:hint="default"/>
-          <w:lang w:val="en-US" w:eastAsia="zh-CN"/>
-        </w:rPr>
-        <w:t>启动响应：根据事件等级启动相应预案，通知相关小组。</w:t>
-      </w:r>
-    </w:p>
-    <w:p>
-      <w:pPr>
-        <w:pStyle w:val="27"/>
-        <w:numPr>
-          <w:ilvl w:val="0"/>
-          <w:numId w:val="0"/>
-        </w:numPr>
-        <w:bidi w:val="0"/>
-        <w:ind w:leftChars="200"/>
-        <w:rPr>
-          <w:rFonts w:hint="default"/>
-          <w:lang w:val="en-US" w:eastAsia="zh-CN"/>
-        </w:rPr>
-      </w:pPr>
-      <w:r>
-        <w:rPr>
-          <w:rFonts w:hint="default"/>
-          <w:lang w:val="en-US" w:eastAsia="zh-CN"/>
-        </w:rPr>
-        <w:t>现场处置：执行组按预案实施抢修、替换、调试等操作。</w:t>
-      </w:r>
-    </w:p>
-    <w:p>
-      <w:pPr>
-        <w:pStyle w:val="27"/>
-        <w:numPr>
-          <w:ilvl w:val="0"/>
-          <w:numId w:val="0"/>
-        </w:numPr>
-        <w:bidi w:val="0"/>
-        <w:ind w:leftChars="200"/>
-        <w:rPr>
-          <w:rFonts w:hint="default"/>
-          <w:lang w:val="en-US" w:eastAsia="zh-CN"/>
-        </w:rPr>
-      </w:pPr>
-      <w:r>
-        <w:rPr>
-          <w:rFonts w:hint="default"/>
-          <w:lang w:val="en-US" w:eastAsia="zh-CN"/>
-        </w:rPr>
-        <w:t>升级协调：如需跨厂商、跨部门协调，由领导小组出面。</w:t>
-      </w:r>
-    </w:p>
-    <w:p>
-      <w:pPr>
-        <w:pStyle w:val="27"/>
-        <w:numPr>
-          <w:ilvl w:val="0"/>
-          <w:numId w:val="0"/>
-        </w:numPr>
-        <w:bidi w:val="0"/>
-        <w:ind w:leftChars="200"/>
-        <w:rPr>
-          <w:rFonts w:hint="default"/>
-          <w:lang w:val="en-US" w:eastAsia="zh-CN"/>
-        </w:rPr>
-      </w:pPr>
-      <w:r>
-        <w:rPr>
-          <w:rFonts w:hint="default"/>
-          <w:lang w:val="en-US" w:eastAsia="zh-CN"/>
-        </w:rPr>
-        <w:t>进度恢复：处置完成后，评估对项目计划的影响，采取赶工措施。</w:t>
-      </w:r>
-    </w:p>
-    <w:p>
-      <w:pPr>
-        <w:pStyle w:val="27"/>
-        <w:numPr>
-          <w:ilvl w:val="0"/>
-          <w:numId w:val="0"/>
-        </w:numPr>
-        <w:bidi w:val="0"/>
-        <w:ind w:leftChars="200"/>
-        <w:rPr>
-          <w:rFonts w:hint="default"/>
-          <w:lang w:val="en-US" w:eastAsia="zh-CN"/>
-        </w:rPr>
-      </w:pPr>
-      <w:r>
-        <w:rPr>
-          <w:rFonts w:hint="default"/>
-          <w:lang w:val="en-US" w:eastAsia="zh-CN"/>
-        </w:rPr>
-        <w:t>复盘关闭：事件结束后3日内完成复盘，更新风险清单和预案。</w:t>
-      </w:r>
-    </w:p>
-    <w:p>
-      <w:pPr>
-        <w:pStyle w:val="26"/>
-        <w:bidi w:val="0"/>
-        <w:rPr>
-          <w:rFonts w:hint="default"/>
-          <w:lang w:val="en-US" w:eastAsia="zh-CN"/>
-        </w:rPr>
-      </w:pPr>
-      <w:bookmarkStart w:id="16" w:name="_Toc19461"/>
-      <w:r>
-        <w:rPr>
-          <w:rFonts w:hint="default"/>
-          <w:lang w:val="en-US" w:eastAsia="zh-CN"/>
-        </w:rPr>
-        <w:t>演练规划与管理</w:t>
-      </w:r>
-      <w:bookmarkEnd w:id="16"/>
-    </w:p>
-    <w:p>
-      <w:pPr>
-        <w:pStyle w:val="28"/>
-        <w:bidi w:val="0"/>
-        <w:rPr>
-          <w:rFonts w:hint="default"/>
-          <w:lang w:val="en-US" w:eastAsia="zh-CN"/>
-        </w:rPr>
-      </w:pPr>
-      <w:bookmarkStart w:id="17" w:name="_Toc30715"/>
-      <w:r>
-        <w:rPr>
-          <w:rFonts w:hint="default"/>
-          <w:lang w:val="en-US" w:eastAsia="zh-CN"/>
-        </w:rPr>
-        <w:t>演练总体目标</w:t>
-      </w:r>
-      <w:bookmarkEnd w:id="17"/>
-    </w:p>
-    <w:p>
-      <w:pPr>
-        <w:pStyle w:val="27"/>
-        <w:numPr>
-          <w:ilvl w:val="0"/>
-          <w:numId w:val="0"/>
-        </w:numPr>
-        <w:bidi w:val="0"/>
-        <w:ind w:leftChars="200"/>
-        <w:rPr>
-          <w:rFonts w:hint="default"/>
-          <w:lang w:val="en-US" w:eastAsia="zh-CN"/>
-        </w:rPr>
-      </w:pPr>
-      <w:r>
-        <w:rPr>
-          <w:rFonts w:hint="default"/>
-          <w:lang w:val="en-US" w:eastAsia="zh-CN"/>
-        </w:rPr>
-        <w:t>验证本预案在项目各阶段的适用性与可操作性。</w:t>
-      </w:r>
-    </w:p>
-    <w:p>
-      <w:pPr>
-        <w:pStyle w:val="27"/>
-        <w:numPr>
-          <w:ilvl w:val="0"/>
-          <w:numId w:val="0"/>
-        </w:numPr>
-        <w:bidi w:val="0"/>
-        <w:ind w:leftChars="200"/>
-        <w:rPr>
-          <w:rFonts w:hint="default"/>
-          <w:lang w:val="en-US" w:eastAsia="zh-CN"/>
-        </w:rPr>
-      </w:pPr>
-      <w:r>
-        <w:rPr>
-          <w:rFonts w:hint="default"/>
-          <w:lang w:val="en-US" w:eastAsia="zh-CN"/>
-        </w:rPr>
-        <w:t>锻炼团队在真实项目压力下的应急协同能力。</w:t>
-      </w:r>
-    </w:p>
-    <w:p>
-      <w:pPr>
-        <w:pStyle w:val="27"/>
-        <w:numPr>
-          <w:ilvl w:val="0"/>
-          <w:numId w:val="0"/>
-        </w:numPr>
-        <w:bidi w:val="0"/>
-        <w:ind w:leftChars="200"/>
-        <w:rPr>
-          <w:rFonts w:hint="default"/>
-          <w:lang w:val="en-US" w:eastAsia="zh-CN"/>
-        </w:rPr>
-      </w:pPr>
-      <w:r>
-        <w:rPr>
-          <w:rFonts w:hint="default"/>
-          <w:lang w:val="en-US" w:eastAsia="zh-CN"/>
-        </w:rPr>
-        <w:t>在重大风险节点（如设备到场、系统联调、试运行启动）前暴露问题。</w:t>
-      </w:r>
-    </w:p>
-    <w:p>
-      <w:pPr>
-        <w:pStyle w:val="28"/>
-        <w:bidi w:val="0"/>
-        <w:rPr>
-          <w:rFonts w:hint="default"/>
-          <w:lang w:val="en-US" w:eastAsia="zh-CN"/>
-        </w:rPr>
-      </w:pPr>
-      <w:bookmarkStart w:id="18" w:name="_Toc7735"/>
-      <w:r>
-        <w:rPr>
-          <w:rFonts w:hint="default"/>
-          <w:lang w:val="en-US" w:eastAsia="zh-CN"/>
-        </w:rPr>
-        <w:t>演练计划框架</w:t>
-      </w:r>
-      <w:bookmarkEnd w:id="18"/>
-    </w:p>
-    <w:p>
-      <w:pPr>
-        <w:pStyle w:val="27"/>
-        <w:numPr>
-          <w:ilvl w:val="0"/>
-          <w:numId w:val="0"/>
-        </w:numPr>
-        <w:bidi w:val="0"/>
-        <w:ind w:leftChars="200"/>
-        <w:rPr>
-          <w:rFonts w:hint="default"/>
-          <w:lang w:val="en-US" w:eastAsia="zh-CN"/>
-        </w:rPr>
-      </w:pPr>
-      <w:r>
-        <w:rPr>
-          <w:rFonts w:hint="default"/>
-          <w:lang w:val="en-US" w:eastAsia="zh-CN"/>
-        </w:rPr>
-        <w:t>本周期内计划开展不少于</w:t>
-      </w:r>
-      <w:r>
-        <w:rPr>
-          <w:rFonts w:hint="eastAsia"/>
-          <w:lang w:val="en-US" w:eastAsia="zh-CN"/>
-        </w:rPr>
-        <w:t>3</w:t>
-      </w:r>
-      <w:r>
-        <w:rPr>
-          <w:rFonts w:hint="default"/>
-          <w:lang w:val="en-US" w:eastAsia="zh-CN"/>
-        </w:rPr>
-        <w:t>次专项演练，时间安排与项目关键节点挂钩：</w:t>
-      </w:r>
-    </w:p>
-    <w:p>
-      <w:pPr>
-        <w:pStyle w:val="27"/>
-        <w:numPr>
-          <w:ilvl w:val="0"/>
-          <w:numId w:val="0"/>
-        </w:numPr>
-        <w:bidi w:val="0"/>
-        <w:ind w:leftChars="200"/>
-        <w:rPr>
-          <w:rFonts w:hint="default"/>
-          <w:lang w:val="en-US" w:eastAsia="zh-CN"/>
-        </w:rPr>
-      </w:pPr>
+        <w:t>在重大突发事件</w:t>
+      </w:r>
       <w:bookmarkStart w:id="26" w:name="_GoBack"/>
       <w:bookmarkEnd w:id="26"/>
+      <w:r>
+        <w:rPr>
+          <w:rFonts w:hint="default"/>
+          <w:lang w:val="en-US" w:eastAsia="zh-CN"/>
+        </w:rPr>
+        <w:t>中做出决策。</w:t>
+      </w:r>
+    </w:p>
+    <w:p>
+      <w:pPr>
+        <w:pStyle w:val="27"/>
+        <w:numPr>
+          <w:ilvl w:val="0"/>
+          <w:numId w:val="0"/>
+        </w:numPr>
+        <w:bidi w:val="0"/>
+        <w:ind w:leftChars="200"/>
+        <w:rPr>
+          <w:rFonts w:hint="default"/>
+          <w:lang w:val="en-US" w:eastAsia="zh-CN"/>
+        </w:rPr>
+      </w:pPr>
+      <w:r>
+        <w:rPr>
+          <w:rFonts w:hint="default"/>
+          <w:lang w:val="en-US" w:eastAsia="zh-CN"/>
+        </w:rPr>
+        <w:t>协调跨部门资源，保障应急所需人员、设备、资金到位。</w:t>
+      </w:r>
+    </w:p>
+    <w:p>
+      <w:pPr>
+        <w:pStyle w:val="28"/>
+        <w:bidi w:val="0"/>
+        <w:rPr>
+          <w:rFonts w:hint="default"/>
+          <w:lang w:val="en-US" w:eastAsia="zh-CN"/>
+        </w:rPr>
+      </w:pPr>
+      <w:bookmarkStart w:id="7" w:name="_Toc694"/>
+      <w:r>
+        <w:rPr>
+          <w:rFonts w:hint="default"/>
+          <w:lang w:val="en-US" w:eastAsia="zh-CN"/>
+        </w:rPr>
+        <w:t>现场应急执行组</w:t>
+      </w:r>
+      <w:bookmarkEnd w:id="7"/>
+    </w:p>
+    <w:p>
+      <w:pPr>
+        <w:pStyle w:val="27"/>
+        <w:numPr>
+          <w:ilvl w:val="0"/>
+          <w:numId w:val="0"/>
+        </w:numPr>
+        <w:bidi w:val="0"/>
+        <w:ind w:leftChars="200"/>
+        <w:rPr>
+          <w:rFonts w:hint="default"/>
+          <w:lang w:val="en-US" w:eastAsia="zh-CN"/>
+        </w:rPr>
+      </w:pPr>
+      <w:r>
+        <w:rPr>
+          <w:rFonts w:hint="default"/>
+          <w:lang w:val="en-US" w:eastAsia="zh-CN"/>
+        </w:rPr>
+        <w:t>负责人：运维项目经理（兼现场指挥）</w:t>
+      </w:r>
+    </w:p>
+    <w:p>
+      <w:pPr>
+        <w:pStyle w:val="27"/>
+        <w:numPr>
+          <w:ilvl w:val="0"/>
+          <w:numId w:val="0"/>
+        </w:numPr>
+        <w:bidi w:val="0"/>
+        <w:ind w:leftChars="200"/>
+        <w:rPr>
+          <w:rFonts w:hint="default"/>
+          <w:lang w:val="en-US" w:eastAsia="zh-CN"/>
+        </w:rPr>
+      </w:pPr>
+      <w:r>
+        <w:rPr>
+          <w:rFonts w:hint="default"/>
+          <w:lang w:val="en-US" w:eastAsia="zh-CN"/>
+        </w:rPr>
+        <w:t>技术执行组：</w:t>
+      </w:r>
+    </w:p>
+    <w:p>
+      <w:pPr>
+        <w:pStyle w:val="27"/>
+        <w:numPr>
+          <w:ilvl w:val="0"/>
+          <w:numId w:val="0"/>
+        </w:numPr>
+        <w:bidi w:val="0"/>
+        <w:ind w:leftChars="200"/>
+        <w:rPr>
+          <w:rFonts w:hint="default"/>
+          <w:lang w:val="en-US" w:eastAsia="zh-CN"/>
+        </w:rPr>
+      </w:pPr>
+      <w:r>
+        <w:rPr>
+          <w:rFonts w:hint="default"/>
+          <w:lang w:val="en-US" w:eastAsia="zh-CN"/>
+        </w:rPr>
+        <w:t>硬件/设施组：运维实施工程师、基础环境运维工程师。负责设备安装、施工、配电等现场的突发事件。</w:t>
+      </w:r>
+    </w:p>
+    <w:p>
+      <w:pPr>
+        <w:pStyle w:val="27"/>
+        <w:numPr>
+          <w:ilvl w:val="0"/>
+          <w:numId w:val="0"/>
+        </w:numPr>
+        <w:bidi w:val="0"/>
+        <w:ind w:leftChars="200"/>
+        <w:rPr>
+          <w:rFonts w:hint="default"/>
+          <w:lang w:val="en-US" w:eastAsia="zh-CN"/>
+        </w:rPr>
+      </w:pPr>
+      <w:r>
+        <w:rPr>
+          <w:rFonts w:hint="default"/>
+          <w:lang w:val="en-US" w:eastAsia="zh-CN"/>
+        </w:rPr>
+        <w:t>网络/系统组：网络工程师、软件运维工程师。负责网络、平台、数据相关的突发事件。</w:t>
+      </w:r>
+    </w:p>
+    <w:p>
+      <w:pPr>
+        <w:pStyle w:val="27"/>
+        <w:numPr>
+          <w:ilvl w:val="0"/>
+          <w:numId w:val="0"/>
+        </w:numPr>
+        <w:bidi w:val="0"/>
+        <w:ind w:leftChars="200"/>
+        <w:rPr>
+          <w:rFonts w:hint="default"/>
+          <w:lang w:val="en-US" w:eastAsia="zh-CN"/>
+        </w:rPr>
+      </w:pPr>
+      <w:r>
+        <w:rPr>
+          <w:rFonts w:hint="default"/>
+          <w:lang w:val="en-US" w:eastAsia="zh-CN"/>
+        </w:rPr>
+        <w:t>职责：</w:t>
+      </w:r>
+    </w:p>
+    <w:p>
+      <w:pPr>
+        <w:pStyle w:val="27"/>
+        <w:numPr>
+          <w:ilvl w:val="0"/>
+          <w:numId w:val="0"/>
+        </w:numPr>
+        <w:bidi w:val="0"/>
+        <w:ind w:leftChars="200"/>
+        <w:rPr>
+          <w:rFonts w:hint="default"/>
+          <w:lang w:val="en-US" w:eastAsia="zh-CN"/>
+        </w:rPr>
+      </w:pPr>
+      <w:r>
+        <w:rPr>
+          <w:rFonts w:hint="default"/>
+          <w:lang w:val="en-US" w:eastAsia="zh-CN"/>
+        </w:rPr>
+        <w:t>执行具体应急操作与故障排除。</w:t>
+      </w:r>
+    </w:p>
+    <w:p>
+      <w:pPr>
+        <w:pStyle w:val="27"/>
+        <w:numPr>
+          <w:ilvl w:val="0"/>
+          <w:numId w:val="0"/>
+        </w:numPr>
+        <w:bidi w:val="0"/>
+        <w:ind w:leftChars="200"/>
+        <w:rPr>
+          <w:rFonts w:hint="default"/>
+          <w:lang w:val="en-US" w:eastAsia="zh-CN"/>
+        </w:rPr>
+      </w:pPr>
+      <w:r>
+        <w:rPr>
+          <w:rFonts w:hint="default"/>
+          <w:lang w:val="en-US" w:eastAsia="zh-CN"/>
+        </w:rPr>
+        <w:t>收集现场信息，及时向领导小组汇报。</w:t>
+      </w:r>
+    </w:p>
+    <w:p>
+      <w:pPr>
+        <w:pStyle w:val="27"/>
+        <w:numPr>
+          <w:ilvl w:val="0"/>
+          <w:numId w:val="0"/>
+        </w:numPr>
+        <w:bidi w:val="0"/>
+        <w:ind w:leftChars="200"/>
+        <w:rPr>
+          <w:rFonts w:hint="default"/>
+          <w:lang w:val="en-US" w:eastAsia="zh-CN"/>
+        </w:rPr>
+      </w:pPr>
+      <w:r>
+        <w:rPr>
+          <w:rFonts w:hint="default"/>
+          <w:lang w:val="en-US" w:eastAsia="zh-CN"/>
+        </w:rPr>
+        <w:t>在试运行期后，承担7×24小时一线应急值班。</w:t>
+      </w:r>
+    </w:p>
+    <w:p>
+      <w:pPr>
+        <w:pStyle w:val="28"/>
+        <w:bidi w:val="0"/>
+        <w:rPr>
+          <w:rFonts w:hint="default"/>
+          <w:lang w:val="en-US" w:eastAsia="zh-CN"/>
+        </w:rPr>
+      </w:pPr>
+      <w:bookmarkStart w:id="8" w:name="_Toc28356"/>
+      <w:r>
+        <w:rPr>
+          <w:rFonts w:hint="default"/>
+          <w:lang w:val="en-US" w:eastAsia="zh-CN"/>
+        </w:rPr>
+        <w:t>支持保障组</w:t>
+      </w:r>
+      <w:bookmarkEnd w:id="8"/>
+    </w:p>
+    <w:p>
+      <w:pPr>
+        <w:pStyle w:val="27"/>
+        <w:numPr>
+          <w:ilvl w:val="0"/>
+          <w:numId w:val="0"/>
+        </w:numPr>
+        <w:bidi w:val="0"/>
+        <w:ind w:leftChars="200"/>
+        <w:rPr>
+          <w:rFonts w:hint="default"/>
+          <w:lang w:val="en-US" w:eastAsia="zh-CN"/>
+        </w:rPr>
+      </w:pPr>
+      <w:r>
+        <w:rPr>
+          <w:rFonts w:hint="default"/>
+          <w:lang w:val="en-US" w:eastAsia="zh-CN"/>
+        </w:rPr>
+        <w:t>商务与采购支持：采购专员负责紧急备件采购、供应商联络。</w:t>
+      </w:r>
+    </w:p>
+    <w:p>
+      <w:pPr>
+        <w:pStyle w:val="27"/>
+        <w:numPr>
+          <w:ilvl w:val="0"/>
+          <w:numId w:val="0"/>
+        </w:numPr>
+        <w:bidi w:val="0"/>
+        <w:ind w:leftChars="200"/>
+        <w:rPr>
+          <w:rFonts w:hint="default"/>
+          <w:lang w:val="en-US" w:eastAsia="zh-CN"/>
+        </w:rPr>
+      </w:pPr>
+      <w:r>
+        <w:rPr>
+          <w:rFonts w:hint="default"/>
+          <w:lang w:val="en-US" w:eastAsia="zh-CN"/>
+        </w:rPr>
+        <w:t>质量与文档支持：</w:t>
+      </w:r>
+      <w:r>
+        <w:rPr>
+          <w:rFonts w:hint="eastAsia"/>
+          <w:lang w:val="en-US" w:eastAsia="zh-CN"/>
+        </w:rPr>
+        <w:t>质量管理专员</w:t>
+      </w:r>
+      <w:r>
+        <w:rPr>
+          <w:rFonts w:hint="default"/>
+          <w:lang w:val="en-US" w:eastAsia="zh-CN"/>
+        </w:rPr>
+        <w:t>负责记录事件、参与评估、更新文档。</w:t>
+      </w:r>
+    </w:p>
+    <w:p>
+      <w:pPr>
+        <w:pStyle w:val="27"/>
+        <w:numPr>
+          <w:ilvl w:val="0"/>
+          <w:numId w:val="0"/>
+        </w:numPr>
+        <w:bidi w:val="0"/>
+        <w:ind w:leftChars="200"/>
+        <w:rPr>
+          <w:rFonts w:hint="default"/>
+          <w:lang w:val="en-US" w:eastAsia="zh-CN"/>
+        </w:rPr>
+      </w:pPr>
+      <w:r>
+        <w:rPr>
+          <w:rFonts w:hint="default"/>
+          <w:lang w:val="en-US" w:eastAsia="zh-CN"/>
+        </w:rPr>
+        <w:t>后勤与安全支持：负责应急交通、现场安全、医疗联络。</w:t>
+      </w:r>
+    </w:p>
+    <w:p>
+      <w:pPr>
+        <w:pStyle w:val="26"/>
+        <w:bidi w:val="0"/>
+        <w:rPr>
+          <w:rFonts w:hint="default"/>
+          <w:lang w:val="en-US" w:eastAsia="zh-CN"/>
+        </w:rPr>
+      </w:pPr>
+      <w:bookmarkStart w:id="9" w:name="_Toc14811"/>
+      <w:r>
+        <w:rPr>
+          <w:rFonts w:hint="default"/>
+          <w:lang w:val="en-US" w:eastAsia="zh-CN"/>
+        </w:rPr>
+        <w:t>周期内分阶段应急重点与场景</w:t>
+      </w:r>
+      <w:bookmarkEnd w:id="9"/>
+    </w:p>
+    <w:p>
+      <w:pPr>
+        <w:pStyle w:val="27"/>
+        <w:numPr>
+          <w:ilvl w:val="0"/>
+          <w:numId w:val="0"/>
+        </w:numPr>
+        <w:bidi w:val="0"/>
+        <w:ind w:leftChars="200"/>
+        <w:rPr>
+          <w:rFonts w:hint="default"/>
+          <w:lang w:val="en-US" w:eastAsia="zh-CN"/>
+        </w:rPr>
+      </w:pPr>
+      <w:r>
+        <w:rPr>
+          <w:rFonts w:hint="default"/>
+          <w:lang w:val="en-US" w:eastAsia="zh-CN"/>
+        </w:rPr>
+        <w:t>本预案将项目周期划分为三个主要阶段，各阶段应急重点不同：</w:t>
+      </w:r>
+    </w:p>
+    <w:p>
+      <w:pPr>
+        <w:pStyle w:val="28"/>
+        <w:bidi w:val="0"/>
+        <w:rPr>
+          <w:rFonts w:hint="default"/>
+          <w:lang w:val="en-US" w:eastAsia="zh-CN"/>
+        </w:rPr>
+      </w:pPr>
+      <w:bookmarkStart w:id="10" w:name="_Toc9666"/>
+      <w:r>
+        <w:rPr>
+          <w:rFonts w:hint="default"/>
+          <w:lang w:val="en-US" w:eastAsia="zh-CN"/>
+        </w:rPr>
+        <w:t>第一阶段：建设与安装期（2025年4月-2025年8月）</w:t>
+      </w:r>
+      <w:bookmarkEnd w:id="10"/>
+    </w:p>
+    <w:p>
+      <w:pPr>
+        <w:pStyle w:val="27"/>
+        <w:numPr>
+          <w:ilvl w:val="0"/>
+          <w:numId w:val="0"/>
+        </w:numPr>
+        <w:bidi w:val="0"/>
+        <w:ind w:leftChars="200"/>
+        <w:rPr>
+          <w:rFonts w:hint="default"/>
+          <w:lang w:val="en-US" w:eastAsia="zh-CN"/>
+        </w:rPr>
+      </w:pPr>
+      <w:r>
+        <w:rPr>
+          <w:rFonts w:hint="default"/>
+          <w:lang w:val="en-US" w:eastAsia="zh-CN"/>
+        </w:rPr>
+        <w:t>阶段特点：大量设备到货、安装施工全面展开，现场作业点多面广。</w:t>
+      </w:r>
+    </w:p>
+    <w:p>
+      <w:pPr>
+        <w:pStyle w:val="27"/>
+        <w:numPr>
+          <w:ilvl w:val="0"/>
+          <w:numId w:val="0"/>
+        </w:numPr>
+        <w:bidi w:val="0"/>
+        <w:ind w:leftChars="200"/>
+        <w:rPr>
+          <w:rFonts w:hint="default"/>
+          <w:lang w:val="en-US" w:eastAsia="zh-CN"/>
+        </w:rPr>
+      </w:pPr>
+      <w:r>
+        <w:rPr>
+          <w:rFonts w:hint="default"/>
+          <w:lang w:val="en-US" w:eastAsia="zh-CN"/>
+        </w:rPr>
+        <w:t>重点风险与场景：</w:t>
+      </w:r>
+    </w:p>
+    <w:p>
+      <w:pPr>
+        <w:pStyle w:val="27"/>
+        <w:numPr>
+          <w:ilvl w:val="0"/>
+          <w:numId w:val="0"/>
+        </w:numPr>
+        <w:bidi w:val="0"/>
+        <w:ind w:leftChars="200"/>
+        <w:rPr>
+          <w:rFonts w:hint="default"/>
+          <w:lang w:val="en-US" w:eastAsia="zh-CN"/>
+        </w:rPr>
+      </w:pPr>
+      <w:r>
+        <w:rPr>
+          <w:rFonts w:hint="default"/>
+          <w:lang w:val="en-US" w:eastAsia="zh-CN"/>
+        </w:rPr>
+        <w:t>场景S1-设备运输与仓储损坏：主要设备（充电桩、配电柜）在运输或仓储中受损。</w:t>
+      </w:r>
+    </w:p>
+    <w:p>
+      <w:pPr>
+        <w:pStyle w:val="27"/>
+        <w:numPr>
+          <w:ilvl w:val="0"/>
+          <w:numId w:val="0"/>
+        </w:numPr>
+        <w:bidi w:val="0"/>
+        <w:ind w:leftChars="200"/>
+        <w:rPr>
+          <w:rFonts w:hint="default"/>
+          <w:lang w:val="en-US" w:eastAsia="zh-CN"/>
+        </w:rPr>
+      </w:pPr>
+      <w:r>
+        <w:rPr>
+          <w:rFonts w:hint="default"/>
+          <w:lang w:val="en-US" w:eastAsia="zh-CN"/>
+        </w:rPr>
+        <w:t>场景S2-施工现场安全事故：施工期间发生人员触电、坠落或设备倾倒。</w:t>
+      </w:r>
+    </w:p>
+    <w:p>
+      <w:pPr>
+        <w:pStyle w:val="27"/>
+        <w:numPr>
+          <w:ilvl w:val="0"/>
+          <w:numId w:val="0"/>
+        </w:numPr>
+        <w:bidi w:val="0"/>
+        <w:ind w:leftChars="200"/>
+        <w:rPr>
+          <w:rFonts w:hint="default"/>
+          <w:lang w:val="en-US" w:eastAsia="zh-CN"/>
+        </w:rPr>
+      </w:pPr>
+      <w:r>
+        <w:rPr>
+          <w:rFonts w:hint="default"/>
+          <w:lang w:val="en-US" w:eastAsia="zh-CN"/>
+        </w:rPr>
+        <w:t>场景S3-关键设备供货延迟：影响施工进度的核心设备无法按时到货。</w:t>
+      </w:r>
+    </w:p>
+    <w:p>
+      <w:pPr>
+        <w:pStyle w:val="28"/>
+        <w:bidi w:val="0"/>
+        <w:rPr>
+          <w:rFonts w:hint="default"/>
+          <w:lang w:val="en-US" w:eastAsia="zh-CN"/>
+        </w:rPr>
+      </w:pPr>
+      <w:bookmarkStart w:id="11" w:name="_Toc18878"/>
+      <w:r>
+        <w:rPr>
+          <w:rFonts w:hint="default"/>
+          <w:lang w:val="en-US" w:eastAsia="zh-CN"/>
+        </w:rPr>
+        <w:t>第二阶段：系统调试与联调期（2025年9月-2025年12月）</w:t>
+      </w:r>
+      <w:bookmarkEnd w:id="11"/>
+    </w:p>
+    <w:p>
+      <w:pPr>
+        <w:pStyle w:val="27"/>
+        <w:numPr>
+          <w:ilvl w:val="0"/>
+          <w:numId w:val="0"/>
+        </w:numPr>
+        <w:bidi w:val="0"/>
+        <w:ind w:leftChars="200"/>
+        <w:rPr>
+          <w:rFonts w:hint="default"/>
+          <w:lang w:val="en-US" w:eastAsia="zh-CN"/>
+        </w:rPr>
+      </w:pPr>
+      <w:r>
+        <w:rPr>
+          <w:rFonts w:hint="default"/>
+          <w:lang w:val="en-US" w:eastAsia="zh-CN"/>
+        </w:rPr>
+        <w:t>阶段特点：设备安装就位，进入电气接线、网络部署和系统调试阶段。</w:t>
+      </w:r>
+    </w:p>
+    <w:p>
+      <w:pPr>
+        <w:pStyle w:val="27"/>
+        <w:numPr>
+          <w:ilvl w:val="0"/>
+          <w:numId w:val="0"/>
+        </w:numPr>
+        <w:bidi w:val="0"/>
+        <w:ind w:leftChars="200"/>
+        <w:rPr>
+          <w:rFonts w:hint="default"/>
+          <w:lang w:val="en-US" w:eastAsia="zh-CN"/>
+        </w:rPr>
+      </w:pPr>
+      <w:r>
+        <w:rPr>
+          <w:rFonts w:hint="default"/>
+          <w:lang w:val="en-US" w:eastAsia="zh-CN"/>
+        </w:rPr>
+        <w:t>重点风险与场景：</w:t>
+      </w:r>
+    </w:p>
+    <w:p>
+      <w:pPr>
+        <w:pStyle w:val="27"/>
+        <w:numPr>
+          <w:ilvl w:val="0"/>
+          <w:numId w:val="0"/>
+        </w:numPr>
+        <w:bidi w:val="0"/>
+        <w:ind w:leftChars="200"/>
+        <w:rPr>
+          <w:rFonts w:hint="default"/>
+          <w:lang w:val="en-US" w:eastAsia="zh-CN"/>
+        </w:rPr>
+      </w:pPr>
+      <w:r>
+        <w:rPr>
+          <w:rFonts w:hint="default"/>
+          <w:lang w:val="en-US" w:eastAsia="zh-CN"/>
+        </w:rPr>
+        <w:t>场景D1-系统联调失败：充电桩、网络、平台无法完成整体联调。</w:t>
+      </w:r>
+    </w:p>
+    <w:p>
+      <w:pPr>
+        <w:pStyle w:val="27"/>
+        <w:numPr>
+          <w:ilvl w:val="0"/>
+          <w:numId w:val="0"/>
+        </w:numPr>
+        <w:bidi w:val="0"/>
+        <w:ind w:leftChars="200"/>
+        <w:rPr>
+          <w:rFonts w:hint="default"/>
+          <w:lang w:val="en-US" w:eastAsia="zh-CN"/>
+        </w:rPr>
+      </w:pPr>
+      <w:r>
+        <w:rPr>
+          <w:rFonts w:hint="default"/>
+          <w:lang w:val="en-US" w:eastAsia="zh-CN"/>
+        </w:rPr>
+        <w:t>场景D2-重大技术缺陷暴露：调试中发现设备批次性质量问题或设计缺陷。</w:t>
+      </w:r>
+    </w:p>
+    <w:p>
+      <w:pPr>
+        <w:pStyle w:val="27"/>
+        <w:numPr>
+          <w:ilvl w:val="0"/>
+          <w:numId w:val="0"/>
+        </w:numPr>
+        <w:bidi w:val="0"/>
+        <w:ind w:leftChars="200"/>
+        <w:rPr>
+          <w:rFonts w:hint="default"/>
+          <w:lang w:val="en-US" w:eastAsia="zh-CN"/>
+        </w:rPr>
+      </w:pPr>
+      <w:r>
+        <w:rPr>
+          <w:rFonts w:hint="default"/>
+          <w:lang w:val="en-US" w:eastAsia="zh-CN"/>
+        </w:rPr>
+        <w:t>场景D3-网络与信息安全事件：调试期间遭遇网络攻击或数据泄露。</w:t>
+      </w:r>
+    </w:p>
+    <w:p>
+      <w:pPr>
+        <w:pStyle w:val="28"/>
+        <w:bidi w:val="0"/>
+        <w:rPr>
+          <w:rFonts w:hint="default"/>
+          <w:lang w:val="en-US" w:eastAsia="zh-CN"/>
+        </w:rPr>
+      </w:pPr>
+      <w:bookmarkStart w:id="12" w:name="_Toc31011"/>
+      <w:r>
+        <w:rPr>
+          <w:rFonts w:hint="default"/>
+          <w:lang w:val="en-US" w:eastAsia="zh-CN"/>
+        </w:rPr>
+        <w:t>第三阶段：试运行与验收准备期（2026年1月-2026年3月）</w:t>
+      </w:r>
+      <w:bookmarkEnd w:id="12"/>
+    </w:p>
+    <w:p>
+      <w:pPr>
+        <w:pStyle w:val="27"/>
+        <w:numPr>
+          <w:ilvl w:val="0"/>
+          <w:numId w:val="0"/>
+        </w:numPr>
+        <w:bidi w:val="0"/>
+        <w:ind w:leftChars="200"/>
+        <w:rPr>
+          <w:rFonts w:hint="default"/>
+          <w:lang w:val="en-US" w:eastAsia="zh-CN"/>
+        </w:rPr>
+      </w:pPr>
+      <w:r>
+        <w:rPr>
+          <w:rFonts w:hint="default"/>
+          <w:lang w:val="en-US" w:eastAsia="zh-CN"/>
+        </w:rPr>
+        <w:t>阶段特点：系统进入试运行，准备竣工验收，稳定性要求极高。</w:t>
+      </w:r>
+    </w:p>
+    <w:p>
+      <w:pPr>
+        <w:pStyle w:val="27"/>
+        <w:numPr>
+          <w:ilvl w:val="0"/>
+          <w:numId w:val="0"/>
+        </w:numPr>
+        <w:bidi w:val="0"/>
+        <w:ind w:leftChars="200"/>
+        <w:rPr>
+          <w:rFonts w:hint="default"/>
+          <w:lang w:val="en-US" w:eastAsia="zh-CN"/>
+        </w:rPr>
+      </w:pPr>
+      <w:r>
+        <w:rPr>
+          <w:rFonts w:hint="default"/>
+          <w:lang w:val="en-US" w:eastAsia="zh-CN"/>
+        </w:rPr>
+        <w:t>重点风险与场景：</w:t>
+      </w:r>
+    </w:p>
+    <w:p>
+      <w:pPr>
+        <w:pStyle w:val="27"/>
+        <w:numPr>
+          <w:ilvl w:val="0"/>
+          <w:numId w:val="0"/>
+        </w:numPr>
+        <w:bidi w:val="0"/>
+        <w:ind w:leftChars="200"/>
+        <w:rPr>
+          <w:rFonts w:hint="default"/>
+          <w:lang w:val="en-US" w:eastAsia="zh-CN"/>
+        </w:rPr>
+      </w:pPr>
+      <w:r>
+        <w:rPr>
+          <w:rFonts w:hint="default"/>
+          <w:lang w:val="en-US" w:eastAsia="zh-CN"/>
+        </w:rPr>
+        <w:t>场景R1-试运行期间系统宕机：关键系统（平台或核心站点）在试运行期间发生长时间中断。</w:t>
+      </w:r>
+    </w:p>
+    <w:p>
+      <w:pPr>
+        <w:pStyle w:val="27"/>
+        <w:numPr>
+          <w:ilvl w:val="0"/>
+          <w:numId w:val="0"/>
+        </w:numPr>
+        <w:bidi w:val="0"/>
+        <w:ind w:leftChars="200"/>
+        <w:rPr>
+          <w:rFonts w:hint="default"/>
+          <w:lang w:val="en-US" w:eastAsia="zh-CN"/>
+        </w:rPr>
+      </w:pPr>
+      <w:r>
+        <w:rPr>
+          <w:rFonts w:hint="default"/>
+          <w:lang w:val="en-US" w:eastAsia="zh-CN"/>
+        </w:rPr>
+        <w:t>场景R2-验收前关键故障：在计划验收日期前出现影响验收通过的故障。</w:t>
+      </w:r>
+    </w:p>
+    <w:p>
+      <w:pPr>
+        <w:pStyle w:val="27"/>
+        <w:numPr>
+          <w:ilvl w:val="0"/>
+          <w:numId w:val="0"/>
+        </w:numPr>
+        <w:bidi w:val="0"/>
+        <w:ind w:leftChars="200"/>
+        <w:rPr>
+          <w:rFonts w:hint="default"/>
+          <w:lang w:val="en-US" w:eastAsia="zh-CN"/>
+        </w:rPr>
+      </w:pPr>
+      <w:r>
+        <w:rPr>
+          <w:rFonts w:hint="default"/>
+          <w:lang w:val="en-US" w:eastAsia="zh-CN"/>
+        </w:rPr>
+        <w:t>场景R3-外部依赖故障：电力、网络等外部供应中断导致试运行失败。</w:t>
+      </w:r>
+    </w:p>
+    <w:p>
+      <w:pPr>
+        <w:pStyle w:val="26"/>
+        <w:bidi w:val="0"/>
+        <w:rPr>
+          <w:rFonts w:hint="default"/>
+          <w:lang w:val="en-US" w:eastAsia="zh-CN"/>
+        </w:rPr>
+      </w:pPr>
+      <w:bookmarkStart w:id="13" w:name="_Toc24980"/>
+      <w:r>
+        <w:rPr>
+          <w:rFonts w:hint="default"/>
+          <w:lang w:val="en-US" w:eastAsia="zh-CN"/>
+        </w:rPr>
+        <w:t>通用应急响应流程</w:t>
+      </w:r>
+      <w:bookmarkEnd w:id="13"/>
+    </w:p>
+    <w:p>
+      <w:pPr>
+        <w:pStyle w:val="28"/>
+        <w:bidi w:val="0"/>
+        <w:rPr>
+          <w:rFonts w:hint="default"/>
+          <w:lang w:val="en-US" w:eastAsia="zh-CN"/>
+        </w:rPr>
+      </w:pPr>
+      <w:bookmarkStart w:id="14" w:name="_Toc10832"/>
+      <w:r>
+        <w:rPr>
+          <w:rFonts w:hint="default"/>
+          <w:lang w:val="en-US" w:eastAsia="zh-CN"/>
+        </w:rPr>
+        <w:t>事件分级与响应</w:t>
+      </w:r>
+      <w:bookmarkEnd w:id="14"/>
+    </w:p>
+    <w:p>
+      <w:pPr>
+        <w:pStyle w:val="27"/>
+        <w:numPr>
+          <w:ilvl w:val="0"/>
+          <w:numId w:val="0"/>
+        </w:numPr>
+        <w:bidi w:val="0"/>
+        <w:ind w:leftChars="200"/>
+        <w:rPr>
+          <w:rFonts w:hint="default"/>
+          <w:lang w:val="en-US" w:eastAsia="zh-CN"/>
+        </w:rPr>
+      </w:pPr>
+      <w:r>
+        <w:rPr>
+          <w:rFonts w:hint="default"/>
+          <w:lang w:val="en-US" w:eastAsia="zh-CN"/>
+        </w:rPr>
+        <w:t>I级（重大）：影响项目关键里程碑（如M4设备到场、M8竣工验收），需领导小组立即介入决策。</w:t>
+      </w:r>
+    </w:p>
+    <w:p>
+      <w:pPr>
+        <w:pStyle w:val="27"/>
+        <w:numPr>
+          <w:ilvl w:val="0"/>
+          <w:numId w:val="0"/>
+        </w:numPr>
+        <w:bidi w:val="0"/>
+        <w:ind w:leftChars="200"/>
+        <w:rPr>
+          <w:rFonts w:hint="default"/>
+          <w:lang w:val="en-US" w:eastAsia="zh-CN"/>
+        </w:rPr>
+      </w:pPr>
+      <w:r>
+        <w:rPr>
+          <w:rFonts w:hint="default"/>
+          <w:lang w:val="en-US" w:eastAsia="zh-CN"/>
+        </w:rPr>
+        <w:t>II级（严重）：影响单个站点或系统模块，可能导致进度延迟，由现场指挥决策处置。</w:t>
+      </w:r>
+    </w:p>
+    <w:p>
+      <w:pPr>
+        <w:pStyle w:val="27"/>
+        <w:numPr>
+          <w:ilvl w:val="0"/>
+          <w:numId w:val="0"/>
+        </w:numPr>
+        <w:bidi w:val="0"/>
+        <w:ind w:leftChars="200"/>
+        <w:rPr>
+          <w:rFonts w:hint="default"/>
+          <w:lang w:val="en-US" w:eastAsia="zh-CN"/>
+        </w:rPr>
+      </w:pPr>
+      <w:r>
+        <w:rPr>
+          <w:rFonts w:hint="default"/>
+          <w:lang w:val="en-US" w:eastAsia="zh-CN"/>
+        </w:rPr>
+        <w:t>III级（一般）：局部问题，不影响整体进度，由专业工程师按规程处置。</w:t>
+      </w:r>
+    </w:p>
+    <w:p>
+      <w:pPr>
+        <w:pStyle w:val="28"/>
+        <w:bidi w:val="0"/>
+        <w:rPr>
+          <w:rFonts w:hint="default"/>
+          <w:lang w:val="en-US" w:eastAsia="zh-CN"/>
+        </w:rPr>
+      </w:pPr>
+      <w:bookmarkStart w:id="15" w:name="_Toc22563"/>
+      <w:r>
+        <w:rPr>
+          <w:rFonts w:hint="default"/>
+          <w:lang w:val="en-US" w:eastAsia="zh-CN"/>
+        </w:rPr>
+        <w:t>应急响应流程</w:t>
+      </w:r>
+      <w:bookmarkEnd w:id="15"/>
+    </w:p>
+    <w:p>
+      <w:pPr>
+        <w:pStyle w:val="27"/>
+        <w:numPr>
+          <w:ilvl w:val="0"/>
+          <w:numId w:val="0"/>
+        </w:numPr>
+        <w:bidi w:val="0"/>
+        <w:ind w:leftChars="200"/>
+        <w:rPr>
+          <w:rFonts w:hint="default"/>
+          <w:lang w:val="en-US" w:eastAsia="zh-CN"/>
+        </w:rPr>
+      </w:pPr>
+      <w:r>
+        <w:rPr>
+          <w:rFonts w:hint="default"/>
+          <w:lang w:val="en-US" w:eastAsia="zh-CN"/>
+        </w:rPr>
+        <w:t>监测与预警：基于项目周报、巡检和监控系统识别风险。</w:t>
+      </w:r>
+    </w:p>
+    <w:p>
+      <w:pPr>
+        <w:pStyle w:val="27"/>
+        <w:numPr>
+          <w:ilvl w:val="0"/>
+          <w:numId w:val="0"/>
+        </w:numPr>
+        <w:bidi w:val="0"/>
+        <w:ind w:leftChars="200"/>
+        <w:rPr>
+          <w:rFonts w:hint="default"/>
+          <w:lang w:val="en-US" w:eastAsia="zh-CN"/>
+        </w:rPr>
+      </w:pPr>
+      <w:r>
+        <w:rPr>
+          <w:rFonts w:hint="default"/>
+          <w:lang w:val="en-US" w:eastAsia="zh-CN"/>
+        </w:rPr>
+        <w:t>信息报告：第一发现人立即报告现场指挥，初步判断等级。</w:t>
+      </w:r>
+    </w:p>
+    <w:p>
+      <w:pPr>
+        <w:pStyle w:val="27"/>
+        <w:numPr>
+          <w:ilvl w:val="0"/>
+          <w:numId w:val="0"/>
+        </w:numPr>
+        <w:bidi w:val="0"/>
+        <w:ind w:leftChars="200"/>
+        <w:rPr>
+          <w:rFonts w:hint="default"/>
+          <w:lang w:val="en-US" w:eastAsia="zh-CN"/>
+        </w:rPr>
+      </w:pPr>
+      <w:r>
+        <w:rPr>
+          <w:rFonts w:hint="default"/>
+          <w:lang w:val="en-US" w:eastAsia="zh-CN"/>
+        </w:rPr>
+        <w:t>启动响应：根据事件等级启动相应预案，通知相关小组。</w:t>
+      </w:r>
+    </w:p>
+    <w:p>
+      <w:pPr>
+        <w:pStyle w:val="27"/>
+        <w:numPr>
+          <w:ilvl w:val="0"/>
+          <w:numId w:val="0"/>
+        </w:numPr>
+        <w:bidi w:val="0"/>
+        <w:ind w:leftChars="200"/>
+        <w:rPr>
+          <w:rFonts w:hint="default"/>
+          <w:lang w:val="en-US" w:eastAsia="zh-CN"/>
+        </w:rPr>
+      </w:pPr>
+      <w:r>
+        <w:rPr>
+          <w:rFonts w:hint="default"/>
+          <w:lang w:val="en-US" w:eastAsia="zh-CN"/>
+        </w:rPr>
+        <w:t>现场处置：执行组按预案实施抢修、替换、调试等操作。</w:t>
+      </w:r>
+    </w:p>
+    <w:p>
+      <w:pPr>
+        <w:pStyle w:val="27"/>
+        <w:numPr>
+          <w:ilvl w:val="0"/>
+          <w:numId w:val="0"/>
+        </w:numPr>
+        <w:bidi w:val="0"/>
+        <w:ind w:leftChars="200"/>
+        <w:rPr>
+          <w:rFonts w:hint="default"/>
+          <w:lang w:val="en-US" w:eastAsia="zh-CN"/>
+        </w:rPr>
+      </w:pPr>
+      <w:r>
+        <w:rPr>
+          <w:rFonts w:hint="default"/>
+          <w:lang w:val="en-US" w:eastAsia="zh-CN"/>
+        </w:rPr>
+        <w:t>升级协调：如需跨厂商、跨部门协调，由领导小组出面。</w:t>
+      </w:r>
+    </w:p>
+    <w:p>
+      <w:pPr>
+        <w:pStyle w:val="27"/>
+        <w:numPr>
+          <w:ilvl w:val="0"/>
+          <w:numId w:val="0"/>
+        </w:numPr>
+        <w:bidi w:val="0"/>
+        <w:ind w:leftChars="200"/>
+        <w:rPr>
+          <w:rFonts w:hint="default"/>
+          <w:lang w:val="en-US" w:eastAsia="zh-CN"/>
+        </w:rPr>
+      </w:pPr>
+      <w:r>
+        <w:rPr>
+          <w:rFonts w:hint="default"/>
+          <w:lang w:val="en-US" w:eastAsia="zh-CN"/>
+        </w:rPr>
+        <w:t>进度恢复：处置完成后，评估对项目计划的影响，采取赶工措施。</w:t>
+      </w:r>
+    </w:p>
+    <w:p>
+      <w:pPr>
+        <w:pStyle w:val="27"/>
+        <w:numPr>
+          <w:ilvl w:val="0"/>
+          <w:numId w:val="0"/>
+        </w:numPr>
+        <w:bidi w:val="0"/>
+        <w:ind w:leftChars="200"/>
+        <w:rPr>
+          <w:rFonts w:hint="default"/>
+          <w:lang w:val="en-US" w:eastAsia="zh-CN"/>
+        </w:rPr>
+      </w:pPr>
+      <w:r>
+        <w:rPr>
+          <w:rFonts w:hint="default"/>
+          <w:lang w:val="en-US" w:eastAsia="zh-CN"/>
+        </w:rPr>
+        <w:t>复盘关闭：事件结束后3日内完成复盘，更新风险清单和预案。</w:t>
+      </w:r>
+    </w:p>
+    <w:p>
+      <w:pPr>
+        <w:pStyle w:val="26"/>
+        <w:bidi w:val="0"/>
+        <w:rPr>
+          <w:rFonts w:hint="default"/>
+          <w:lang w:val="en-US" w:eastAsia="zh-CN"/>
+        </w:rPr>
+      </w:pPr>
+      <w:bookmarkStart w:id="16" w:name="_Toc19461"/>
+      <w:r>
+        <w:rPr>
+          <w:rFonts w:hint="default"/>
+          <w:lang w:val="en-US" w:eastAsia="zh-CN"/>
+        </w:rPr>
+        <w:t>演练规划与管理</w:t>
+      </w:r>
+      <w:bookmarkEnd w:id="16"/>
+    </w:p>
+    <w:p>
+      <w:pPr>
+        <w:pStyle w:val="28"/>
+        <w:bidi w:val="0"/>
+        <w:rPr>
+          <w:rFonts w:hint="default"/>
+          <w:lang w:val="en-US" w:eastAsia="zh-CN"/>
+        </w:rPr>
+      </w:pPr>
+      <w:bookmarkStart w:id="17" w:name="_Toc30715"/>
+      <w:r>
+        <w:rPr>
+          <w:rFonts w:hint="default"/>
+          <w:lang w:val="en-US" w:eastAsia="zh-CN"/>
+        </w:rPr>
+        <w:t>演练总体目标</w:t>
+      </w:r>
+      <w:bookmarkEnd w:id="17"/>
+    </w:p>
+    <w:p>
+      <w:pPr>
+        <w:pStyle w:val="27"/>
+        <w:numPr>
+          <w:ilvl w:val="0"/>
+          <w:numId w:val="0"/>
+        </w:numPr>
+        <w:bidi w:val="0"/>
+        <w:ind w:leftChars="200"/>
+        <w:rPr>
+          <w:rFonts w:hint="default"/>
+          <w:lang w:val="en-US" w:eastAsia="zh-CN"/>
+        </w:rPr>
+      </w:pPr>
+      <w:r>
+        <w:rPr>
+          <w:rFonts w:hint="default"/>
+          <w:lang w:val="en-US" w:eastAsia="zh-CN"/>
+        </w:rPr>
+        <w:t>验证本预案在项目各阶段的适用性与可操作性。</w:t>
+      </w:r>
+    </w:p>
+    <w:p>
+      <w:pPr>
+        <w:pStyle w:val="27"/>
+        <w:numPr>
+          <w:ilvl w:val="0"/>
+          <w:numId w:val="0"/>
+        </w:numPr>
+        <w:bidi w:val="0"/>
+        <w:ind w:leftChars="200"/>
+        <w:rPr>
+          <w:rFonts w:hint="default"/>
+          <w:lang w:val="en-US" w:eastAsia="zh-CN"/>
+        </w:rPr>
+      </w:pPr>
+      <w:r>
+        <w:rPr>
+          <w:rFonts w:hint="default"/>
+          <w:lang w:val="en-US" w:eastAsia="zh-CN"/>
+        </w:rPr>
+        <w:t>锻炼团队在真实项目压力下的应急协同能力。</w:t>
+      </w:r>
+    </w:p>
+    <w:p>
+      <w:pPr>
+        <w:pStyle w:val="27"/>
+        <w:numPr>
+          <w:ilvl w:val="0"/>
+          <w:numId w:val="0"/>
+        </w:numPr>
+        <w:bidi w:val="0"/>
+        <w:ind w:leftChars="200"/>
+        <w:rPr>
+          <w:rFonts w:hint="default"/>
+          <w:lang w:val="en-US" w:eastAsia="zh-CN"/>
+        </w:rPr>
+      </w:pPr>
+      <w:r>
+        <w:rPr>
+          <w:rFonts w:hint="default"/>
+          <w:lang w:val="en-US" w:eastAsia="zh-CN"/>
+        </w:rPr>
+        <w:t>在重大风险节点（如设备到场、系统联调、试运行启动）前暴露问题。</w:t>
+      </w:r>
+    </w:p>
+    <w:p>
+      <w:pPr>
+        <w:pStyle w:val="28"/>
+        <w:bidi w:val="0"/>
+        <w:rPr>
+          <w:rFonts w:hint="default"/>
+          <w:lang w:val="en-US" w:eastAsia="zh-CN"/>
+        </w:rPr>
+      </w:pPr>
+      <w:bookmarkStart w:id="18" w:name="_Toc7735"/>
+      <w:r>
+        <w:rPr>
+          <w:rFonts w:hint="default"/>
+          <w:lang w:val="en-US" w:eastAsia="zh-CN"/>
+        </w:rPr>
+        <w:t>演练计划框架</w:t>
+      </w:r>
+      <w:bookmarkEnd w:id="18"/>
+    </w:p>
+    <w:p>
+      <w:pPr>
+        <w:pStyle w:val="27"/>
+        <w:numPr>
+          <w:ilvl w:val="0"/>
+          <w:numId w:val="0"/>
+        </w:numPr>
+        <w:bidi w:val="0"/>
+        <w:ind w:leftChars="200"/>
+        <w:rPr>
+          <w:rFonts w:hint="default"/>
+          <w:lang w:val="en-US" w:eastAsia="zh-CN"/>
+        </w:rPr>
+      </w:pPr>
+      <w:r>
+        <w:rPr>
+          <w:rFonts w:hint="default"/>
+          <w:lang w:val="en-US" w:eastAsia="zh-CN"/>
+        </w:rPr>
+        <w:t>本周期内计划开展不少于</w:t>
+      </w:r>
+      <w:r>
+        <w:rPr>
+          <w:rFonts w:hint="eastAsia"/>
+          <w:lang w:val="en-US" w:eastAsia="zh-CN"/>
+        </w:rPr>
+        <w:t>3</w:t>
+      </w:r>
+      <w:r>
+        <w:rPr>
+          <w:rFonts w:hint="default"/>
+          <w:lang w:val="en-US" w:eastAsia="zh-CN"/>
+        </w:rPr>
+        <w:t>次专项演练，时间安排与项目关键节点挂钩：</w:t>
+      </w:r>
+    </w:p>
+    <w:p>
+      <w:pPr>
+        <w:pStyle w:val="27"/>
+        <w:numPr>
+          <w:ilvl w:val="0"/>
+          <w:numId w:val="0"/>
+        </w:numPr>
+        <w:bidi w:val="0"/>
+        <w:ind w:leftChars="200"/>
+        <w:rPr>
+          <w:rFonts w:hint="default"/>
+          <w:lang w:val="en-US" w:eastAsia="zh-CN"/>
+        </w:rPr>
+      </w:pPr>
       <w:r>
         <w:rPr>
           <w:rFonts w:hint="default"/>
